--- a/Modules/Tool/resources/assets/kosongan.docx
+++ b/Modules/Tool/resources/assets/kosongan.docx
@@ -142,6 +142,13 @@
                 <w:sz w:val="24"/>
                 <w:szCs w:val="24"/>
               </w:rPr>
+              <w:t>$</w:t>
+            </w:r>
+            <w:r>
+              <w:rPr>
+                <w:sz w:val="24"/>
+                <w:szCs w:val="24"/>
+              </w:rPr>
               <w:t>{nama_petugas}</w:t>
             </w:r>
           </w:p>
@@ -196,6 +203,9 @@
             <w:pPr>
               <w:spacing w:after="0" w:line="240" w:lineRule="auto"/>
             </w:pPr>
+            <w:r>
+              <w:t>$</w:t>
+            </w:r>
             <w:r>
               <w:t>{anggaran_membiayai}</w:t>
             </w:r>
@@ -264,6 +274,13 @@
                 <w:sz w:val="24"/>
                 <w:szCs w:val="24"/>
               </w:rPr>
+              <w:t>$</w:t>
+            </w:r>
+            <w:r>
+              <w:rPr>
+                <w:sz w:val="24"/>
+                <w:szCs w:val="24"/>
+              </w:rPr>
               <w:t>{tujuan}</w:t>
             </w:r>
           </w:p>
@@ -326,6 +343,9 @@
             <w:pPr>
               <w:spacing w:after="0" w:line="240" w:lineRule="auto"/>
             </w:pPr>
+            <w:r>
+              <w:t>$</w:t>
+            </w:r>
             <w:r>
               <w:t>{anggaran_diperiksa}</w:t>
             </w:r>
@@ -394,6 +414,13 @@
                 <w:sz w:val="24"/>
                 <w:szCs w:val="24"/>
               </w:rPr>
+              <w:t>$</w:t>
+            </w:r>
+            <w:r>
+              <w:rPr>
+                <w:sz w:val="24"/>
+                <w:szCs w:val="24"/>
+              </w:rPr>
               <w:t>{jadwal}</w:t>
             </w:r>
           </w:p>
@@ -493,6 +520,13 @@
                 <w:szCs w:val="24"/>
               </w:rPr>
             </w:pPr>
+            <w:r>
+              <w:rPr>
+                <w:sz w:val="24"/>
+                <w:szCs w:val="24"/>
+              </w:rPr>
+              <w:t>$</w:t>
+            </w:r>
             <w:r>
               <w:rPr>
                 <w:sz w:val="24"/>
@@ -564,6 +598,13 @@
                 <w:sz w:val="24"/>
                 <w:szCs w:val="24"/>
               </w:rPr>
+              <w:t>$</w:t>
+            </w:r>
+            <w:r>
+              <w:rPr>
+                <w:sz w:val="24"/>
+                <w:szCs w:val="24"/>
+              </w:rPr>
               <w:t>{pejabat_dikunjungi}</w:t>
             </w:r>
           </w:p>
@@ -626,6 +667,61 @@
                 <w:szCs w:val="24"/>
               </w:rPr>
             </w:pPr>
+            <w:r>
+              <w:rPr>
+                <w:sz w:val="24"/>
+                <w:szCs w:val="24"/>
+              </w:rPr>
+              <w:t>$</w:t>
+            </w:r>
+            <w:r>
+              <w:rPr>
+                <w:sz w:val="24"/>
+                <w:szCs w:val="24"/>
+              </w:rPr>
+              <w:t>{dokumentasi_foto</w:t>
+            </w:r>
+            <w:r>
+              <w:rPr>
+                <w:sz w:val="24"/>
+                <w:szCs w:val="24"/>
+              </w:rPr>
+              <w:t>1</w:t>
+            </w:r>
+            <w:r>
+              <w:rPr>
+                <w:sz w:val="24"/>
+                <w:szCs w:val="24"/>
+              </w:rPr>
+              <w:t>}</w:t>
+            </w:r>
+          </w:p>
+          <w:p>
+            <w:pPr>
+              <w:pStyle w:val="ListParagraph"/>
+              <w:spacing w:after="0" w:line="360" w:lineRule="auto"/>
+              <w:ind w:left="-120"/>
+              <w:contextualSpacing w:val="0"/>
+              <w:jc w:val="center"/>
+              <w:rPr>
+                <w:sz w:val="24"/>
+                <w:szCs w:val="24"/>
+              </w:rPr>
+            </w:pPr>
+            <w:r>
+              <w:rPr>
+                <w:sz w:val="24"/>
+                <w:szCs w:val="24"/>
+              </w:rPr>
+              <w:t>$</w:t>
+            </w:r>
+            <w:r>
+              <w:rPr>
+                <w:sz w:val="24"/>
+                <w:szCs w:val="24"/>
+              </w:rPr>
+              <w:t>{dokumentasi_foto2}</w:t>
+            </w:r>
           </w:p>
         </w:tc>
       </w:tr>

--- a/Modules/Tool/resources/assets/kosongan.docx
+++ b/Modules/Tool/resources/assets/kosongan.docx
@@ -492,6 +492,9 @@
                 <w:ilvl w:val="0"/>
                 <w:numId w:val="1"/>
               </w:numPr>
+              <w:pBdr>
+                <w:bottom w:val="single" w:sz="4" w:space="1" w:color="auto"/>
+              </w:pBdr>
               <w:spacing w:after="0" w:line="360" w:lineRule="auto"/>
               <w:ind w:left="306"/>
               <w:contextualSpacing w:val="0"/>
@@ -515,6 +518,7 @@
               <w:spacing w:after="0" w:line="360" w:lineRule="auto"/>
               <w:ind w:left="306"/>
               <w:contextualSpacing w:val="0"/>
+              <w:jc w:val="both"/>
               <w:rPr>
                 <w:sz w:val="24"/>
                 <w:szCs w:val="24"/>
@@ -588,6 +592,7 @@
               <w:spacing w:after="0" w:line="360" w:lineRule="auto"/>
               <w:ind w:left="361"/>
               <w:contextualSpacing w:val="0"/>
+              <w:jc w:val="both"/>
               <w:rPr>
                 <w:sz w:val="24"/>
                 <w:szCs w:val="24"/>
